--- a/Proposal_Tugas_I_StudyTask.docx
+++ b/Proposal_Tugas_I_StudyTask.docx
@@ -217,8 +217,6 @@
       <w:pPr>
         <w:pStyle w:val="Heading1"/>
         <w:spacing w:before="240" w:after="120"/>
-      </w:pPr>
-      <w:r>
         <w:rPr>
           <w:b/>
           <w:bCs/>
@@ -226,7 +224,56 @@
           <w:sz w:val="28"/>
           <w:szCs w:val="28"/>
         </w:rPr>
+      </w:pPr>
+      <w:r>
+        <w:rPr>
+          <w:b/>
+          <w:bCs/>
+          <w:color w:val="000000"/>
+          <w:sz w:val="28"/>
+          <w:szCs w:val="28"/>
+        </w:rPr>
         <w:lastRenderedPageBreak/>
+        <w:t xml:space="preserve">Link github saya : </w:t>
+      </w:r>
+      <w:hyperlink r:id="rId8" w:history="1">
+        <w:r>
+          <w:rPr>
+            <w:rStyle w:val="Hyperlink"/>
+            <w:b/>
+            <w:bCs/>
+            <w:sz w:val="28"/>
+            <w:szCs w:val="28"/>
+          </w:rPr>
+          <w:t>https://github.com/24-daniel/studytask</w:t>
+        </w:r>
+      </w:hyperlink>
+      <w:r>
+        <w:rPr>
+          <w:b/>
+          <w:bCs/>
+          <w:color w:val="000000"/>
+          <w:sz w:val="28"/>
+          <w:szCs w:val="28"/>
+        </w:rPr>
+        <w:t xml:space="preserve"> </w:t>
+      </w:r>
+      <w:bookmarkStart w:id="0" w:name="_GoBack"/>
+      <w:bookmarkEnd w:id="0"/>
+    </w:p>
+    <w:p>
+      <w:pPr>
+        <w:pStyle w:val="Heading1"/>
+        <w:spacing w:before="240" w:after="120"/>
+      </w:pPr>
+      <w:r>
+        <w:rPr>
+          <w:b/>
+          <w:bCs/>
+          <w:color w:val="000000"/>
+          <w:sz w:val="28"/>
+          <w:szCs w:val="28"/>
+        </w:rPr>
         <w:t>1. Pendahuluan</w:t>
       </w:r>
     </w:p>
@@ -805,6 +852,7 @@
                 <w:sz w:val="20"/>
                 <w:szCs w:val="20"/>
               </w:rPr>
+              <w:lastRenderedPageBreak/>
               <w:t>F4</w:t>
             </w:r>
           </w:p>
@@ -885,7 +933,6 @@
                 <w:sz w:val="20"/>
                 <w:szCs w:val="20"/>
               </w:rPr>
-              <w:lastRenderedPageBreak/>
               <w:t>F5</w:t>
             </w:r>
           </w:p>
@@ -1143,7 +1190,7 @@
                           <pic:cNvPicPr/>
                         </pic:nvPicPr>
                         <pic:blipFill>
-                          <a:blip r:embed="rId8"/>
+                          <a:blip r:embed="rId9"/>
                           <a:stretch>
                             <a:fillRect/>
                           </a:stretch>
@@ -1246,6 +1293,7 @@
         <w:spacing w:after="60"/>
       </w:pPr>
       <w:r>
+        <w:lastRenderedPageBreak/>
         <w:t>Batasan eksplisit: teknologi yang boleh dipakai, tanpa pustaka eksternal.</w:t>
       </w:r>
     </w:p>
@@ -1272,7 +1320,6 @@
         <w:spacing w:after="60"/>
       </w:pPr>
       <w:r>
-        <w:lastRenderedPageBreak/>
         <w:t>Iteratif: satu perubahan per prompt agar dampaknya mudah diverifikasi.</w:t>
       </w:r>
     </w:p>
@@ -2315,6 +2362,7 @@
         <w:spacing w:after="60"/>
       </w:pPr>
       <w:r>
+        <w:lastRenderedPageBreak/>
         <w:t>Menambahkan tes untuk batas (deadline hari ini diterima) karena kesalahan off-by-one umum terjadi pada kode hasil AI.</w:t>
       </w:r>
     </w:p>
@@ -2331,7 +2379,6 @@
           <w:sz w:val="28"/>
           <w:szCs w:val="28"/>
         </w:rPr>
-        <w:lastRenderedPageBreak/>
         <w:t>4. Implementasi</w:t>
       </w:r>
     </w:p>
@@ -2388,108 +2435,6 @@
                   <wp:extent cx="5731510" cy="1560830"/>
                   <wp:effectExtent l="0" t="0" r="2540" b="1270"/>
                   <wp:docPr id="4" name="Picture 4"/>
-                  <wp:cNvGraphicFramePr>
-                    <a:graphicFrameLocks xmlns:a="http://schemas.openxmlformats.org/drawingml/2006/main" noChangeAspect="1"/>
-                  </wp:cNvGraphicFramePr>
-                  <a:graphic xmlns:a="http://schemas.openxmlformats.org/drawingml/2006/main">
-                    <a:graphicData uri="http://schemas.openxmlformats.org/drawingml/2006/picture">
-                      <pic:pic xmlns:pic="http://schemas.openxmlformats.org/drawingml/2006/picture">
-                        <pic:nvPicPr>
-                          <pic:cNvPr id="1" name=""/>
-                          <pic:cNvPicPr/>
-                        </pic:nvPicPr>
-                        <pic:blipFill>
-                          <a:blip r:embed="rId9"/>
-                          <a:stretch>
-                            <a:fillRect/>
-                          </a:stretch>
-                        </pic:blipFill>
-                        <pic:spPr>
-                          <a:xfrm>
-                            <a:off x="0" y="0"/>
-                            <a:ext cx="5731510" cy="1560830"/>
-                          </a:xfrm>
-                          <a:prstGeom prst="rect">
-                            <a:avLst/>
-                          </a:prstGeom>
-                        </pic:spPr>
-                      </pic:pic>
-                    </a:graphicData>
-                  </a:graphic>
-                </wp:inline>
-              </w:drawing>
-            </w:r>
-          </w:p>
-        </w:tc>
-      </w:tr>
-    </w:tbl>
-    <w:p>
-      <w:pPr>
-        <w:spacing w:before="60" w:after="200"/>
-        <w:jc w:val="center"/>
-      </w:pPr>
-      <w:r>
-        <w:rPr>
-          <w:i/>
-          <w:iCs/>
-          <w:sz w:val="20"/>
-          <w:szCs w:val="20"/>
-        </w:rPr>
-        <w:t>Gambar 2. Kode fungsi validateTask</w:t>
-      </w:r>
-    </w:p>
-    <w:p/>
-    <w:p>
-      <w:pPr>
-        <w:pStyle w:val="Heading2"/>
-        <w:spacing w:before="160" w:after="80"/>
-        <w:rPr>
-          <w:b/>
-          <w:bCs/>
-          <w:color w:val="000000"/>
-          <w:sz w:val="24"/>
-          <w:szCs w:val="24"/>
-        </w:rPr>
-      </w:pPr>
-      <w:r>
-        <w:rPr>
-          <w:b/>
-          <w:bCs/>
-          <w:color w:val="000000"/>
-          <w:sz w:val="24"/>
-          <w:szCs w:val="24"/>
-        </w:rPr>
-        <w:t>4.2 Pengurutan dan Penanda Terlambat</w:t>
-      </w:r>
-    </w:p>
-    <w:tbl>
-      <w:tblPr>
-        <w:tblStyle w:val="TableGrid"/>
-        <w:tblW w:w="0" w:type="auto"/>
-        <w:tblLook w:val="04A0" w:firstRow="1" w:lastRow="0" w:firstColumn="1" w:lastColumn="0" w:noHBand="0" w:noVBand="1"/>
-      </w:tblPr>
-      <w:tblGrid>
-        <w:gridCol w:w="9016"/>
-      </w:tblGrid>
-      <w:tr>
-        <w:tc>
-          <w:tcPr>
-            <w:tcW w:w="9016" w:type="dxa"/>
-          </w:tcPr>
-          <w:p>
-            <w:pPr>
-              <w:pStyle w:val="Heading2"/>
-              <w:spacing w:before="160" w:after="80"/>
-            </w:pPr>
-            <w:r>
-              <w:rPr>
-                <w:noProof/>
-              </w:rPr>
-              <w:drawing>
-                <wp:inline distT="0" distB="0" distL="0" distR="0" wp14:anchorId="2AC4E4C1" wp14:editId="7D8792BF">
-                  <wp:extent cx="5731510" cy="1802765"/>
-                  <wp:effectExtent l="0" t="0" r="2540" b="6985"/>
-                  <wp:docPr id="5" name="Picture 5"/>
                   <wp:cNvGraphicFramePr>
                     <a:graphicFrameLocks xmlns:a="http://schemas.openxmlformats.org/drawingml/2006/main" noChangeAspect="1"/>
                   </wp:cNvGraphicFramePr>
@@ -2509,7 +2454,7 @@
                         <pic:spPr>
                           <a:xfrm>
                             <a:off x="0" y="0"/>
-                            <a:ext cx="5731510" cy="1802765"/>
+                            <a:ext cx="5731510" cy="1560830"/>
                           </a:xfrm>
                           <a:prstGeom prst="rect">
                             <a:avLst/>
@@ -2537,7 +2482,7 @@
           <w:sz w:val="20"/>
           <w:szCs w:val="20"/>
         </w:rPr>
-        <w:t>Gambar 3. Kode pengurutan tugas dan penanda terlambat</w:t>
+        <w:t>Gambar 2. Kode fungsi validateTask</w:t>
       </w:r>
     </w:p>
     <w:p/>
@@ -2545,8 +2490,6 @@
       <w:pPr>
         <w:pStyle w:val="Heading2"/>
         <w:spacing w:before="160" w:after="80"/>
-      </w:pPr>
-      <w:r>
         <w:rPr>
           <w:b/>
           <w:bCs/>
@@ -2554,16 +2497,16 @@
           <w:sz w:val="24"/>
           <w:szCs w:val="24"/>
         </w:rPr>
-        <w:t>4.3 Rendering Aman</w:t>
-      </w:r>
-    </w:p>
-    <w:p>
-      <w:pPr>
-        <w:spacing w:after="120" w:line="300" w:lineRule="auto"/>
-        <w:jc w:val="both"/>
-      </w:pPr>
-      <w:r>
-        <w:t>Setiap elemen dibuat dengan document.createElement dan teks diisi melalui textContent sehingga input pengguna tidak pernah ditafsirkan sebagai HTML.</w:t>
+      </w:pPr>
+      <w:r>
+        <w:rPr>
+          <w:b/>
+          <w:bCs/>
+          <w:color w:val="000000"/>
+          <w:sz w:val="24"/>
+          <w:szCs w:val="24"/>
+        </w:rPr>
+        <w:t>4.2 Pengurutan dan Penanda Terlambat</w:t>
       </w:r>
     </w:p>
     <w:tbl>
@@ -2582,18 +2525,18 @@
           </w:tcPr>
           <w:p>
             <w:pPr>
-              <w:spacing w:after="120" w:line="300" w:lineRule="auto"/>
-              <w:jc w:val="both"/>
+              <w:pStyle w:val="Heading2"/>
+              <w:spacing w:before="160" w:after="80"/>
             </w:pPr>
             <w:r>
               <w:rPr>
                 <w:noProof/>
               </w:rPr>
               <w:drawing>
-                <wp:inline distT="0" distB="0" distL="0" distR="0" wp14:anchorId="2C32C55B" wp14:editId="089FF564">
-                  <wp:extent cx="5540220" cy="358171"/>
-                  <wp:effectExtent l="0" t="0" r="3810" b="3810"/>
-                  <wp:docPr id="7" name="Picture 7"/>
+                <wp:inline distT="0" distB="0" distL="0" distR="0" wp14:anchorId="2AC4E4C1" wp14:editId="7D8792BF">
+                  <wp:extent cx="5731510" cy="1802765"/>
+                  <wp:effectExtent l="0" t="0" r="2540" b="6985"/>
+                  <wp:docPr id="5" name="Picture 5"/>
                   <wp:cNvGraphicFramePr>
                     <a:graphicFrameLocks xmlns:a="http://schemas.openxmlformats.org/drawingml/2006/main" noChangeAspect="1"/>
                   </wp:cNvGraphicFramePr>
@@ -2613,7 +2556,7 @@
                         <pic:spPr>
                           <a:xfrm>
                             <a:off x="0" y="0"/>
-                            <a:ext cx="5540220" cy="358171"/>
+                            <a:ext cx="5731510" cy="1802765"/>
                           </a:xfrm>
                           <a:prstGeom prst="rect">
                             <a:avLst/>
@@ -2641,19 +2584,16 @@
           <w:sz w:val="20"/>
           <w:szCs w:val="20"/>
         </w:rPr>
-        <w:t>Gambar 4. Kode rendering aman menggunakan textContent</w:t>
-      </w:r>
-    </w:p>
-    <w:p/>
-    <w:p/>
-    <w:p/>
-    <w:p/>
-    <w:p/>
+        <w:t>Gambar 3. Kode pengurutan tugas dan penanda terlambat</w:t>
+      </w:r>
+    </w:p>
     <w:p/>
     <w:p>
       <w:pPr>
         <w:pStyle w:val="Heading2"/>
         <w:spacing w:before="160" w:after="80"/>
+      </w:pPr>
+      <w:r>
         <w:rPr>
           <w:b/>
           <w:bCs/>
@@ -2661,17 +2601,16 @@
           <w:sz w:val="24"/>
           <w:szCs w:val="24"/>
         </w:rPr>
-      </w:pPr>
-      <w:r>
-        <w:rPr>
-          <w:b/>
-          <w:bCs/>
-          <w:color w:val="000000"/>
-          <w:sz w:val="24"/>
-          <w:szCs w:val="24"/>
-        </w:rPr>
-        <w:lastRenderedPageBreak/>
-        <w:t>4.4 Antarmuka</w:t>
+        <w:t>4.3 Rendering Aman</w:t>
+      </w:r>
+    </w:p>
+    <w:p>
+      <w:pPr>
+        <w:spacing w:after="120" w:line="300" w:lineRule="auto"/>
+        <w:jc w:val="both"/>
+      </w:pPr>
+      <w:r>
+        <w:t>Setiap elemen dibuat dengan document.createElement dan teks diisi melalui textContent sehingga input pengguna tidak pernah ditafsirkan sebagai HTML.</w:t>
       </w:r>
     </w:p>
     <w:tbl>
@@ -2690,18 +2629,18 @@
           </w:tcPr>
           <w:p>
             <w:pPr>
-              <w:pStyle w:val="Heading2"/>
-              <w:spacing w:before="160" w:after="80"/>
+              <w:spacing w:after="120" w:line="300" w:lineRule="auto"/>
+              <w:jc w:val="both"/>
             </w:pPr>
             <w:r>
               <w:rPr>
                 <w:noProof/>
               </w:rPr>
               <w:drawing>
-                <wp:inline distT="0" distB="0" distL="0" distR="0" wp14:anchorId="06DD7996" wp14:editId="725A7E2A">
-                  <wp:extent cx="5731510" cy="3223260"/>
-                  <wp:effectExtent l="0" t="0" r="2540" b="0"/>
-                  <wp:docPr id="8" name="Picture 8"/>
+                <wp:inline distT="0" distB="0" distL="0" distR="0" wp14:anchorId="2C32C55B" wp14:editId="089FF564">
+                  <wp:extent cx="5540220" cy="358171"/>
+                  <wp:effectExtent l="0" t="0" r="3810" b="3810"/>
+                  <wp:docPr id="7" name="Picture 7"/>
                   <wp:cNvGraphicFramePr>
                     <a:graphicFrameLocks xmlns:a="http://schemas.openxmlformats.org/drawingml/2006/main" noChangeAspect="1"/>
                   </wp:cNvGraphicFramePr>
@@ -2721,7 +2660,7 @@
                         <pic:spPr>
                           <a:xfrm>
                             <a:off x="0" y="0"/>
-                            <a:ext cx="5731510" cy="3223260"/>
+                            <a:ext cx="5540220" cy="358171"/>
                           </a:xfrm>
                           <a:prstGeom prst="rect">
                             <a:avLst/>
@@ -2741,34 +2680,45 @@
       <w:pPr>
         <w:spacing w:before="60" w:after="200"/>
         <w:jc w:val="center"/>
+      </w:pPr>
+      <w:r>
         <w:rPr>
           <w:i/>
           <w:iCs/>
           <w:sz w:val="20"/>
           <w:szCs w:val="20"/>
         </w:rPr>
-      </w:pPr>
-      <w:r>
-        <w:rPr>
-          <w:i/>
-          <w:iCs/>
-          <w:sz w:val="20"/>
-          <w:szCs w:val="20"/>
-        </w:rPr>
-        <w:t>Gambar 5. Tampilan awal aplikasi</w:t>
-      </w:r>
-    </w:p>
-    <w:p>
-      <w:pPr>
-        <w:spacing w:before="60" w:after="200"/>
-        <w:jc w:val="center"/>
-        <w:rPr>
-          <w:i/>
-          <w:iCs/>
-          <w:sz w:val="20"/>
-          <w:szCs w:val="20"/>
-        </w:rPr>
-      </w:pPr>
+        <w:t>Gambar 4. Kode rendering aman menggunakan textContent</w:t>
+      </w:r>
+    </w:p>
+    <w:p/>
+    <w:p/>
+    <w:p/>
+    <w:p/>
+    <w:p/>
+    <w:p/>
+    <w:p>
+      <w:pPr>
+        <w:pStyle w:val="Heading2"/>
+        <w:spacing w:before="160" w:after="80"/>
+        <w:rPr>
+          <w:b/>
+          <w:bCs/>
+          <w:color w:val="000000"/>
+          <w:sz w:val="24"/>
+          <w:szCs w:val="24"/>
+        </w:rPr>
+      </w:pPr>
+      <w:r>
+        <w:rPr>
+          <w:b/>
+          <w:bCs/>
+          <w:color w:val="000000"/>
+          <w:sz w:val="24"/>
+          <w:szCs w:val="24"/>
+        </w:rPr>
+        <w:t>4.4 Antarmuka</w:t>
+      </w:r>
     </w:p>
     <w:tbl>
       <w:tblPr>
@@ -2786,28 +2736,18 @@
           </w:tcPr>
           <w:p>
             <w:pPr>
-              <w:spacing w:before="60" w:after="200"/>
-              <w:jc w:val="center"/>
-              <w:rPr>
-                <w:i/>
-                <w:iCs/>
-                <w:sz w:val="20"/>
-                <w:szCs w:val="20"/>
-              </w:rPr>
+              <w:pStyle w:val="Heading2"/>
+              <w:spacing w:before="160" w:after="80"/>
             </w:pPr>
             <w:r>
               <w:rPr>
-                <w:i/>
-                <w:iCs/>
                 <w:noProof/>
-                <w:sz w:val="20"/>
-                <w:szCs w:val="20"/>
               </w:rPr>
               <w:drawing>
-                <wp:inline distT="0" distB="0" distL="0" distR="0" wp14:anchorId="534B0B01" wp14:editId="44F71B10">
+                <wp:inline distT="0" distB="0" distL="0" distR="0" wp14:anchorId="06DD7996" wp14:editId="725A7E2A">
                   <wp:extent cx="5731510" cy="3223260"/>
                   <wp:effectExtent l="0" t="0" r="2540" b="0"/>
-                  <wp:docPr id="10" name="Picture 10"/>
+                  <wp:docPr id="8" name="Picture 8"/>
                   <wp:cNvGraphicFramePr>
                     <a:graphicFrameLocks xmlns:a="http://schemas.openxmlformats.org/drawingml/2006/main" noChangeAspect="1"/>
                   </wp:cNvGraphicFramePr>
@@ -2861,13 +2801,19 @@
           <w:sz w:val="20"/>
           <w:szCs w:val="20"/>
         </w:rPr>
-        <w:t>Gambar 6. Pesan validasi saat form dikirim kosong</w:t>
+        <w:t>Gambar 5. Tampilan awal aplikasi</w:t>
       </w:r>
     </w:p>
     <w:p>
       <w:pPr>
         <w:spacing w:before="60" w:after="200"/>
         <w:jc w:val="center"/>
+        <w:rPr>
+          <w:i/>
+          <w:iCs/>
+          <w:sz w:val="20"/>
+          <w:szCs w:val="20"/>
+        </w:rPr>
       </w:pPr>
     </w:p>
     <w:tbl>
@@ -2888,17 +2834,26 @@
             <w:pPr>
               <w:spacing w:before="60" w:after="200"/>
               <w:jc w:val="center"/>
+              <w:rPr>
+                <w:i/>
+                <w:iCs/>
+                <w:sz w:val="20"/>
+                <w:szCs w:val="20"/>
+              </w:rPr>
             </w:pPr>
             <w:r>
               <w:rPr>
+                <w:i/>
+                <w:iCs/>
                 <w:noProof/>
-              </w:rPr>
-              <w:lastRenderedPageBreak/>
+                <w:sz w:val="20"/>
+                <w:szCs w:val="20"/>
+              </w:rPr>
               <w:drawing>
-                <wp:inline distT="0" distB="0" distL="0" distR="0" wp14:anchorId="1668ABE8" wp14:editId="00010416">
-                  <wp:extent cx="5731510" cy="3220085"/>
+                <wp:inline distT="0" distB="0" distL="0" distR="0" wp14:anchorId="534B0B01" wp14:editId="44F71B10">
+                  <wp:extent cx="5731510" cy="3223260"/>
                   <wp:effectExtent l="0" t="0" r="2540" b="0"/>
-                  <wp:docPr id="11" name="Picture 11"/>
+                  <wp:docPr id="10" name="Picture 10"/>
                   <wp:cNvGraphicFramePr>
                     <a:graphicFrameLocks xmlns:a="http://schemas.openxmlformats.org/drawingml/2006/main" noChangeAspect="1"/>
                   </wp:cNvGraphicFramePr>
@@ -2918,6 +2873,97 @@
                         <pic:spPr>
                           <a:xfrm>
                             <a:off x="0" y="0"/>
+                            <a:ext cx="5731510" cy="3223260"/>
+                          </a:xfrm>
+                          <a:prstGeom prst="rect">
+                            <a:avLst/>
+                          </a:prstGeom>
+                        </pic:spPr>
+                      </pic:pic>
+                    </a:graphicData>
+                  </a:graphic>
+                </wp:inline>
+              </w:drawing>
+            </w:r>
+          </w:p>
+        </w:tc>
+      </w:tr>
+    </w:tbl>
+    <w:p>
+      <w:pPr>
+        <w:spacing w:before="60" w:after="200"/>
+        <w:jc w:val="center"/>
+        <w:rPr>
+          <w:i/>
+          <w:iCs/>
+          <w:sz w:val="20"/>
+          <w:szCs w:val="20"/>
+        </w:rPr>
+      </w:pPr>
+      <w:r>
+        <w:rPr>
+          <w:i/>
+          <w:iCs/>
+          <w:sz w:val="20"/>
+          <w:szCs w:val="20"/>
+        </w:rPr>
+        <w:t>Gambar 6. Pesan validasi saat form dikirim kosong</w:t>
+      </w:r>
+    </w:p>
+    <w:p>
+      <w:pPr>
+        <w:spacing w:before="60" w:after="200"/>
+        <w:jc w:val="center"/>
+      </w:pPr>
+    </w:p>
+    <w:tbl>
+      <w:tblPr>
+        <w:tblStyle w:val="TableGrid"/>
+        <w:tblW w:w="0" w:type="auto"/>
+        <w:tblLook w:val="04A0" w:firstRow="1" w:lastRow="0" w:firstColumn="1" w:lastColumn="0" w:noHBand="0" w:noVBand="1"/>
+      </w:tblPr>
+      <w:tblGrid>
+        <w:gridCol w:w="9016"/>
+      </w:tblGrid>
+      <w:tr>
+        <w:tc>
+          <w:tcPr>
+            <w:tcW w:w="9016" w:type="dxa"/>
+          </w:tcPr>
+          <w:p>
+            <w:pPr>
+              <w:spacing w:before="60" w:after="200"/>
+              <w:jc w:val="center"/>
+            </w:pPr>
+            <w:r>
+              <w:rPr>
+                <w:noProof/>
+              </w:rPr>
+              <w:lastRenderedPageBreak/>
+              <w:drawing>
+                <wp:inline distT="0" distB="0" distL="0" distR="0" wp14:anchorId="1668ABE8" wp14:editId="00010416">
+                  <wp:extent cx="5731510" cy="3220085"/>
+                  <wp:effectExtent l="0" t="0" r="2540" b="0"/>
+                  <wp:docPr id="11" name="Picture 11"/>
+                  <wp:cNvGraphicFramePr>
+                    <a:graphicFrameLocks xmlns:a="http://schemas.openxmlformats.org/drawingml/2006/main" noChangeAspect="1"/>
+                  </wp:cNvGraphicFramePr>
+                  <a:graphic xmlns:a="http://schemas.openxmlformats.org/drawingml/2006/main">
+                    <a:graphicData uri="http://schemas.openxmlformats.org/drawingml/2006/picture">
+                      <pic:pic xmlns:pic="http://schemas.openxmlformats.org/drawingml/2006/picture">
+                        <pic:nvPicPr>
+                          <pic:cNvPr id="1" name=""/>
+                          <pic:cNvPicPr/>
+                        </pic:nvPicPr>
+                        <pic:blipFill>
+                          <a:blip r:embed="rId15"/>
+                          <a:stretch>
+                            <a:fillRect/>
+                          </a:stretch>
+                        </pic:blipFill>
+                        <pic:spPr>
+                          <a:xfrm>
+                            <a:off x="0" y="0"/>
                             <a:ext cx="5731510" cy="3220085"/>
                           </a:xfrm>
                           <a:prstGeom prst="rect">
@@ -3000,7 +3046,7 @@
                           <pic:cNvPicPr/>
                         </pic:nvPicPr>
                         <pic:blipFill>
-                          <a:blip r:embed="rId15"/>
+                          <a:blip r:embed="rId16"/>
                           <a:stretch>
                             <a:fillRect/>
                           </a:stretch>
@@ -4315,7 +4361,7 @@
                           <pic:cNvPicPr/>
                         </pic:nvPicPr>
                         <pic:blipFill>
-                          <a:blip r:embed="rId16"/>
+                          <a:blip r:embed="rId17"/>
                           <a:stretch>
                             <a:fillRect/>
                           </a:stretch>
@@ -4456,112 +4502,6 @@
                   <wp:extent cx="5731510" cy="3223260"/>
                   <wp:effectExtent l="0" t="0" r="2540" b="0"/>
                   <wp:docPr id="2" name="Picture 2"/>
-                  <wp:cNvGraphicFramePr>
-                    <a:graphicFrameLocks xmlns:a="http://schemas.openxmlformats.org/drawingml/2006/main" noChangeAspect="1"/>
-                  </wp:cNvGraphicFramePr>
-                  <a:graphic xmlns:a="http://schemas.openxmlformats.org/drawingml/2006/main">
-                    <a:graphicData uri="http://schemas.openxmlformats.org/drawingml/2006/picture">
-                      <pic:pic xmlns:pic="http://schemas.openxmlformats.org/drawingml/2006/picture">
-                        <pic:nvPicPr>
-                          <pic:cNvPr id="1" name=""/>
-                          <pic:cNvPicPr/>
-                        </pic:nvPicPr>
-                        <pic:blipFill>
-                          <a:blip r:embed="rId17"/>
-                          <a:stretch>
-                            <a:fillRect/>
-                          </a:stretch>
-                        </pic:blipFill>
-                        <pic:spPr>
-                          <a:xfrm>
-                            <a:off x="0" y="0"/>
-                            <a:ext cx="5731510" cy="3223260"/>
-                          </a:xfrm>
-                          <a:prstGeom prst="rect">
-                            <a:avLst/>
-                          </a:prstGeom>
-                        </pic:spPr>
-                      </pic:pic>
-                    </a:graphicData>
-                  </a:graphic>
-                </wp:inline>
-              </w:drawing>
-            </w:r>
-          </w:p>
-        </w:tc>
-      </w:tr>
-    </w:tbl>
-    <w:p>
-      <w:pPr>
-        <w:spacing w:before="60" w:after="200"/>
-        <w:jc w:val="center"/>
-        <w:rPr>
-          <w:i/>
-          <w:iCs/>
-          <w:sz w:val="20"/>
-          <w:szCs w:val="20"/>
-        </w:rPr>
-      </w:pPr>
-      <w:r>
-        <w:rPr>
-          <w:i/>
-          <w:iCs/>
-          <w:sz w:val="20"/>
-          <w:szCs w:val="20"/>
-        </w:rPr>
-        <w:t>Gambar 10. Halaman utama repositori GitHub</w:t>
-      </w:r>
-    </w:p>
-    <w:p>
-      <w:pPr>
-        <w:spacing w:before="60" w:after="200"/>
-        <w:jc w:val="center"/>
-        <w:rPr>
-          <w:i/>
-          <w:iCs/>
-          <w:sz w:val="20"/>
-          <w:szCs w:val="20"/>
-        </w:rPr>
-      </w:pPr>
-    </w:p>
-    <w:tbl>
-      <w:tblPr>
-        <w:tblStyle w:val="TableGrid"/>
-        <w:tblW w:w="0" w:type="auto"/>
-        <w:tblLook w:val="04A0" w:firstRow="1" w:lastRow="0" w:firstColumn="1" w:lastColumn="0" w:noHBand="0" w:noVBand="1"/>
-      </w:tblPr>
-      <w:tblGrid>
-        <w:gridCol w:w="9016"/>
-      </w:tblGrid>
-      <w:tr>
-        <w:tc>
-          <w:tcPr>
-            <w:tcW w:w="9016" w:type="dxa"/>
-          </w:tcPr>
-          <w:p>
-            <w:pPr>
-              <w:spacing w:before="60" w:after="200"/>
-              <w:jc w:val="center"/>
-              <w:rPr>
-                <w:i/>
-                <w:iCs/>
-                <w:sz w:val="20"/>
-                <w:szCs w:val="20"/>
-              </w:rPr>
-            </w:pPr>
-            <w:r>
-              <w:rPr>
-                <w:i/>
-                <w:iCs/>
-                <w:noProof/>
-                <w:sz w:val="20"/>
-                <w:szCs w:val="20"/>
-              </w:rPr>
-              <w:drawing>
-                <wp:inline distT="0" distB="0" distL="0" distR="0" wp14:anchorId="2F8542BF" wp14:editId="3E902F54">
-                  <wp:extent cx="5731510" cy="3146425"/>
-                  <wp:effectExtent l="0" t="0" r="2540" b="0"/>
-                  <wp:docPr id="6" name="Picture 6"/>
                   <wp:cNvGraphicFramePr>
                     <a:graphicFrameLocks xmlns:a="http://schemas.openxmlformats.org/drawingml/2006/main" noChangeAspect="1"/>
                   </wp:cNvGraphicFramePr>
@@ -4581,7 +4521,7 @@
                         <pic:spPr>
                           <a:xfrm>
                             <a:off x="0" y="0"/>
-                            <a:ext cx="5731510" cy="3146425"/>
+                            <a:ext cx="5731510" cy="3223260"/>
                           </a:xfrm>
                           <a:prstGeom prst="rect">
                             <a:avLst/>
@@ -4615,22 +4555,19 @@
           <w:sz w:val="20"/>
           <w:szCs w:val="20"/>
         </w:rPr>
-        <w:t xml:space="preserve">Gambar 11. Riwayat commit </w:t>
-      </w:r>
-      <w:r>
+        <w:t>Gambar 10. Halaman utama repositori GitHub</w:t>
+      </w:r>
+    </w:p>
+    <w:p>
+      <w:pPr>
+        <w:spacing w:before="60" w:after="200"/>
+        <w:jc w:val="center"/>
         <w:rPr>
           <w:i/>
           <w:iCs/>
           <w:sz w:val="20"/>
           <w:szCs w:val="20"/>
         </w:rPr>
-        <w:t>repository</w:t>
-      </w:r>
-    </w:p>
-    <w:p>
-      <w:pPr>
-        <w:spacing w:before="60" w:after="200"/>
-        <w:jc w:val="center"/>
       </w:pPr>
     </w:p>
     <w:tbl>
@@ -4651,17 +4588,26 @@
             <w:pPr>
               <w:spacing w:before="60" w:after="200"/>
               <w:jc w:val="center"/>
+              <w:rPr>
+                <w:i/>
+                <w:iCs/>
+                <w:sz w:val="20"/>
+                <w:szCs w:val="20"/>
+              </w:rPr>
             </w:pPr>
             <w:r>
               <w:rPr>
+                <w:i/>
+                <w:iCs/>
                 <w:noProof/>
-              </w:rPr>
-              <w:lastRenderedPageBreak/>
+                <w:sz w:val="20"/>
+                <w:szCs w:val="20"/>
+              </w:rPr>
               <w:drawing>
-                <wp:inline distT="0" distB="0" distL="0" distR="0" wp14:anchorId="3A53852D" wp14:editId="1527CFFE">
-                  <wp:extent cx="5731510" cy="3109595"/>
+                <wp:inline distT="0" distB="0" distL="0" distR="0" wp14:anchorId="2F8542BF" wp14:editId="3E902F54">
+                  <wp:extent cx="5731510" cy="3146425"/>
                   <wp:effectExtent l="0" t="0" r="2540" b="0"/>
-                  <wp:docPr id="9" name="Picture 9"/>
+                  <wp:docPr id="6" name="Picture 6"/>
                   <wp:cNvGraphicFramePr>
                     <a:graphicFrameLocks xmlns:a="http://schemas.openxmlformats.org/drawingml/2006/main" noChangeAspect="1"/>
                   </wp:cNvGraphicFramePr>
@@ -4681,7 +4627,7 @@
                         <pic:spPr>
                           <a:xfrm>
                             <a:off x="0" y="0"/>
-                            <a:ext cx="5731510" cy="3109595"/>
+                            <a:ext cx="5731510" cy="3146425"/>
                           </a:xfrm>
                           <a:prstGeom prst="rect">
                             <a:avLst/>
@@ -4701,16 +4647,13 @@
       <w:pPr>
         <w:spacing w:before="60" w:after="200"/>
         <w:jc w:val="center"/>
-      </w:pPr>
-      <w:r>
         <w:rPr>
           <w:i/>
           <w:iCs/>
           <w:sz w:val="20"/>
           <w:szCs w:val="20"/>
         </w:rPr>
-        <w:t>Gambar 12. Pemberian akses repositori kepada dosen dan asisten</w:t>
-      </w:r>
+      </w:pPr>
       <w:r>
         <w:rPr>
           <w:i/>
@@ -4718,65 +4661,23 @@
           <w:sz w:val="20"/>
           <w:szCs w:val="20"/>
         </w:rPr>
-        <w:t xml:space="preserve"> (Public)</w:t>
-      </w:r>
-    </w:p>
-    <w:p>
-      <w:pPr>
-        <w:pStyle w:val="Heading1"/>
-        <w:spacing w:before="240" w:after="120"/>
-      </w:pPr>
-      <w:r>
-        <w:rPr>
-          <w:b/>
-          <w:bCs/>
-          <w:color w:val="000000"/>
-          <w:sz w:val="28"/>
-          <w:szCs w:val="28"/>
-        </w:rPr>
-        <w:t>7. Refleksi dan Kesimpulan</w:t>
-      </w:r>
-    </w:p>
-    <w:p>
-      <w:pPr>
-        <w:spacing w:after="120" w:line="300" w:lineRule="auto"/>
-        <w:jc w:val="both"/>
-      </w:pPr>
-      <w:r>
-        <w:t>AI generatif mempercepat pembuatan kerangka aplikasi, tetapi kualitas hasil bergantung pada kejelasan instruksi dan ketelitian verifikasi. Dalam tugas ini, risiko seperti XSS dan kesalahan zona waktu hanya dapat dipastikan lewat tinjauan dan pengujian, bukan dengan percaya pada keluaran. Pelajaran utamanya: (1) tetapkan batasan sejak awal, (2) minta kode yang mudah diuji, (3) selalu jalankan tes, dan (4) pahami setiap baris sebelum dikumpulkan karena penulis bertanggung jawab atas hasil akhir.</w:t>
-      </w:r>
-    </w:p>
-    <w:p>
-      <w:pPr>
-        <w:spacing w:after="120" w:line="300" w:lineRule="auto"/>
-        <w:jc w:val="both"/>
-      </w:pPr>
-      <w:r>
-        <w:t>Pengembangan lanjutan yang mungkin: ekspor data, pengingat deadline, mode gelap, dan sinkronisasi ke server.</w:t>
-      </w:r>
-    </w:p>
-    <w:p>
-      <w:pPr>
-        <w:pStyle w:val="Heading1"/>
-        <w:spacing w:before="240" w:after="120"/>
-        <w:rPr>
-          <w:b/>
-          <w:bCs/>
-          <w:color w:val="000000"/>
-          <w:sz w:val="28"/>
-          <w:szCs w:val="28"/>
-        </w:rPr>
-      </w:pPr>
-      <w:r>
-        <w:rPr>
-          <w:b/>
-          <w:bCs/>
-          <w:color w:val="000000"/>
-          <w:sz w:val="28"/>
-          <w:szCs w:val="28"/>
-        </w:rPr>
-        <w:t>Lampiran A. Bukti Interaksi dengan AI</w:t>
-      </w:r>
+        <w:t xml:space="preserve">Gambar 11. Riwayat commit </w:t>
+      </w:r>
+      <w:r>
+        <w:rPr>
+          <w:i/>
+          <w:iCs/>
+          <w:sz w:val="20"/>
+          <w:szCs w:val="20"/>
+        </w:rPr>
+        <w:t>repository</w:t>
+      </w:r>
+    </w:p>
+    <w:p>
+      <w:pPr>
+        <w:spacing w:before="60" w:after="200"/>
+        <w:jc w:val="center"/>
+      </w:pPr>
     </w:p>
     <w:tbl>
       <w:tblPr>
@@ -4794,16 +4695,19 @@
           </w:tcPr>
           <w:p>
             <w:pPr>
-              <w:pStyle w:val="Heading1"/>
-              <w:spacing w:before="240" w:after="120"/>
+              <w:spacing w:before="60" w:after="200"/>
+              <w:jc w:val="center"/>
             </w:pPr>
             <w:r>
+              <w:rPr>
+                <w:noProof/>
+              </w:rPr>
               <w:lastRenderedPageBreak/>
               <w:drawing>
-                <wp:inline distT="0" distB="0" distL="0" distR="0" wp14:anchorId="7621103C" wp14:editId="705BC0DA">
-                  <wp:extent cx="5731510" cy="3223260"/>
+                <wp:inline distT="0" distB="0" distL="0" distR="0" wp14:anchorId="3A53852D" wp14:editId="1527CFFE">
+                  <wp:extent cx="5731510" cy="3109595"/>
                   <wp:effectExtent l="0" t="0" r="2540" b="0"/>
-                  <wp:docPr id="14" name="Picture 14"/>
+                  <wp:docPr id="9" name="Picture 9"/>
                   <wp:cNvGraphicFramePr>
                     <a:graphicFrameLocks xmlns:a="http://schemas.openxmlformats.org/drawingml/2006/main" noChangeAspect="1"/>
                   </wp:cNvGraphicFramePr>
@@ -4823,7 +4727,7 @@
                         <pic:spPr>
                           <a:xfrm>
                             <a:off x="0" y="0"/>
-                            <a:ext cx="5731510" cy="3223260"/>
+                            <a:ext cx="5731510" cy="3109595"/>
                           </a:xfrm>
                           <a:prstGeom prst="rect">
                             <a:avLst/>
@@ -4843,11 +4747,6 @@
       <w:pPr>
         <w:spacing w:before="60" w:after="200"/>
         <w:jc w:val="center"/>
-        <w:rPr>
-          <w:i/>
-          <w:sz w:val="20"/>
-          <w:szCs w:val="20"/>
-        </w:rPr>
       </w:pPr>
       <w:r>
         <w:rPr>
@@ -4856,58 +4755,74 @@
           <w:sz w:val="20"/>
           <w:szCs w:val="20"/>
         </w:rPr>
-        <w:t>Gambar A1.</w:t>
-      </w:r>
-      <w:r>
-        <w:t xml:space="preserve"> </w:t>
+        <w:t>Gambar 12. Pemberian akses repositori kepada dosen dan asisten</w:t>
       </w:r>
       <w:r>
         <w:rPr>
           <w:i/>
+          <w:iCs/>
           <w:sz w:val="20"/>
           <w:szCs w:val="20"/>
         </w:rPr>
-        <w:t>Memberi soal dan meminta bantuan</w:t>
-      </w:r>
-      <w:r>
-        <w:rPr>
-          <w:i/>
-          <w:sz w:val="20"/>
-          <w:szCs w:val="20"/>
-        </w:rPr>
-        <w:t>.</w:t>
-      </w:r>
-    </w:p>
-    <w:p>
-      <w:pPr>
-        <w:spacing w:before="60" w:after="200"/>
+        <w:t xml:space="preserve"> (Public)</w:t>
+      </w:r>
+    </w:p>
+    <w:p>
+      <w:pPr>
+        <w:pStyle w:val="Heading1"/>
+        <w:spacing w:before="240" w:after="120"/>
       </w:pPr>
       <w:r>
         <w:rPr>
           <w:b/>
-        </w:rPr>
-        <w:t>PENJELASAN</w:t>
-      </w:r>
-      <w:r>
-        <w:t xml:space="preserve"> : </w:t>
-      </w:r>
-      <w:r>
-        <w:t>Saya mengunggah dokumen Tugas I dan meminta AI membantu mengerjakannya beserta langkah setelah kode di-zip. Saya memberikan dokumen aslinya agar AI memahami ketentuan yang berlaku (dikerjakan individu, proposal minimal 5 halaman, ada repositori GitHub, dan dosen serta asisten harus diberi akses), bukan menebak. Saya meminta langkah GitH</w:t>
-      </w:r>
-      <w:r>
-        <w:t>ub karena i</w:t>
-      </w:r>
-      <w:r>
-        <w:t>ngin memastikan tahapan pengu</w:t>
-      </w:r>
-      <w:r>
-        <w:t>mpulan tidak ada yang terlewat.</w:t>
-      </w:r>
-    </w:p>
-    <w:p>
-      <w:pPr>
-        <w:spacing w:before="60" w:after="200"/>
-      </w:pPr>
+          <w:bCs/>
+          <w:color w:val="000000"/>
+          <w:sz w:val="28"/>
+          <w:szCs w:val="28"/>
+        </w:rPr>
+        <w:t>7. Refleksi dan Kesimpulan</w:t>
+      </w:r>
+    </w:p>
+    <w:p>
+      <w:pPr>
+        <w:spacing w:after="120" w:line="300" w:lineRule="auto"/>
+        <w:jc w:val="both"/>
+      </w:pPr>
+      <w:r>
+        <w:t>AI generatif mempercepat pembuatan kerangka aplikasi, tetapi kualitas hasil bergantung pada kejelasan instruksi dan ketelitian verifikasi. Dalam tugas ini, risiko seperti XSS dan kesalahan zona waktu hanya dapat dipastikan lewat tinjauan dan pengujian, bukan dengan percaya pada keluaran. Pelajaran utamanya: (1) tetapkan batasan sejak awal, (2) minta kode yang mudah diuji, (3) selalu jalankan tes, dan (4) pahami setiap baris sebelum dikumpulkan karena penulis bertanggung jawab atas hasil akhir.</w:t>
+      </w:r>
+    </w:p>
+    <w:p>
+      <w:pPr>
+        <w:spacing w:after="120" w:line="300" w:lineRule="auto"/>
+        <w:jc w:val="both"/>
+      </w:pPr>
+      <w:r>
+        <w:t>Pengembangan lanjutan yang mungkin: ekspor data, pengingat deadline, mode gelap, dan sinkronisasi ke server.</w:t>
+      </w:r>
+    </w:p>
+    <w:p>
+      <w:pPr>
+        <w:pStyle w:val="Heading1"/>
+        <w:spacing w:before="240" w:after="120"/>
+        <w:rPr>
+          <w:b/>
+          <w:bCs/>
+          <w:color w:val="000000"/>
+          <w:sz w:val="28"/>
+          <w:szCs w:val="28"/>
+        </w:rPr>
+      </w:pPr>
+      <w:r>
+        <w:rPr>
+          <w:b/>
+          <w:bCs/>
+          <w:color w:val="000000"/>
+          <w:sz w:val="28"/>
+          <w:szCs w:val="28"/>
+        </w:rPr>
+        <w:t>Lampiran A. Bukti Interaksi dengan AI</w:t>
+      </w:r>
     </w:p>
     <w:tbl>
       <w:tblPr>
@@ -4925,25 +4840,16 @@
           </w:tcPr>
           <w:p>
             <w:pPr>
-              <w:spacing w:before="60" w:after="200"/>
-              <w:jc w:val="center"/>
-              <w:rPr>
-                <w:i/>
-                <w:sz w:val="20"/>
-                <w:szCs w:val="20"/>
-              </w:rPr>
+              <w:pStyle w:val="Heading1"/>
+              <w:spacing w:before="240" w:after="120"/>
             </w:pPr>
             <w:r>
-              <w:rPr>
-                <w:i/>
-                <w:sz w:val="20"/>
-                <w:szCs w:val="20"/>
-              </w:rPr>
+              <w:lastRenderedPageBreak/>
               <w:drawing>
-                <wp:inline distT="0" distB="0" distL="0" distR="0" wp14:anchorId="75CCD0BE" wp14:editId="1E9C5F89">
+                <wp:inline distT="0" distB="0" distL="0" distR="0" wp14:anchorId="7621103C" wp14:editId="705BC0DA">
                   <wp:extent cx="5731510" cy="3223260"/>
                   <wp:effectExtent l="0" t="0" r="2540" b="0"/>
-                  <wp:docPr id="15" name="Picture 15"/>
+                  <wp:docPr id="14" name="Picture 14"/>
                   <wp:cNvGraphicFramePr>
                     <a:graphicFrameLocks xmlns:a="http://schemas.openxmlformats.org/drawingml/2006/main" noChangeAspect="1"/>
                   </wp:cNvGraphicFramePr>
@@ -4992,10 +4898,14 @@
       <w:r>
         <w:rPr>
           <w:i/>
+          <w:iCs/>
           <w:sz w:val="20"/>
           <w:szCs w:val="20"/>
         </w:rPr>
-        <w:t>Gambar A2. Mengecek kesesuaian dengan modul</w:t>
+        <w:t>Gambar A1.</w:t>
+      </w:r>
+      <w:r>
+        <w:t xml:space="preserve"> </w:t>
       </w:r>
       <w:r>
         <w:rPr>
@@ -5003,6 +4913,14 @@
           <w:sz w:val="20"/>
           <w:szCs w:val="20"/>
         </w:rPr>
+        <w:t>Memberi soal dan meminta bantuan</w:t>
+      </w:r>
+      <w:r>
+        <w:rPr>
+          <w:i/>
+          <w:sz w:val="20"/>
+          <w:szCs w:val="20"/>
+        </w:rPr>
         <w:t>.</w:t>
       </w:r>
     </w:p>
@@ -5014,14 +4932,22 @@
         <w:rPr>
           <w:b/>
         </w:rPr>
-        <w:lastRenderedPageBreak/>
         <w:t>PENJELASAN</w:t>
       </w:r>
       <w:r>
         <w:t xml:space="preserve"> : </w:t>
       </w:r>
       <w:r>
-        <w:t>Saya bertanya apakah hasilnya sudah sesuai arahan modul karena tidak ingin langsung menerima keluaran AI. AI menjawab bahwa ia hanya menerima dua halaman bagian “Tugas”, sehingga tidak tahu ada ketentuan teknologi atau format laporan lain. Dari jawaban itu saya sadar bahwa saya sendiri harus mencocokkannya dengan modul, dan bahwa bagian Lampiran A serta log prompt harus saya isi dengan interaksi yang asli.</w:t>
+        <w:t>Saya mengunggah dokumen Tugas I dan meminta AI membantu mengerjakannya beserta langkah setelah kode di-zip. Saya memberikan dokumen aslinya agar AI memahami ketentuan yang berlaku (dikerjakan individu, proposal minimal 5 halaman, ada repositori GitHub, dan dosen serta asisten harus diberi akses), bukan menebak. Saya meminta langkah GitH</w:t>
+      </w:r>
+      <w:r>
+        <w:t>ub karena i</w:t>
+      </w:r>
+      <w:r>
+        <w:t>ngin memastikan tahapan pengu</w:t>
+      </w:r>
+      <w:r>
+        <w:t>mpulan tidak ada yang terlewat.</w:t>
       </w:r>
     </w:p>
     <w:p>
@@ -5046,13 +4972,24 @@
           <w:p>
             <w:pPr>
               <w:spacing w:before="60" w:after="200"/>
+              <w:jc w:val="center"/>
+              <w:rPr>
+                <w:i/>
+                <w:sz w:val="20"/>
+                <w:szCs w:val="20"/>
+              </w:rPr>
             </w:pPr>
             <w:r>
+              <w:rPr>
+                <w:i/>
+                <w:sz w:val="20"/>
+                <w:szCs w:val="20"/>
+              </w:rPr>
               <w:drawing>
-                <wp:inline distT="0" distB="0" distL="0" distR="0" wp14:anchorId="3B802878" wp14:editId="14F5342C">
+                <wp:inline distT="0" distB="0" distL="0" distR="0" wp14:anchorId="75CCD0BE" wp14:editId="1E9C5F89">
                   <wp:extent cx="5731510" cy="3223260"/>
                   <wp:effectExtent l="0" t="0" r="2540" b="0"/>
-                  <wp:docPr id="16" name="Picture 16"/>
+                  <wp:docPr id="15" name="Picture 15"/>
                   <wp:cNvGraphicFramePr>
                     <a:graphicFrameLocks xmlns:a="http://schemas.openxmlformats.org/drawingml/2006/main" noChangeAspect="1"/>
                   </wp:cNvGraphicFramePr>
@@ -5104,7 +5041,7 @@
           <w:sz w:val="20"/>
           <w:szCs w:val="20"/>
         </w:rPr>
-        <w:t>Gambar A3. Menyesuaikan format laporan</w:t>
+        <w:t>Gambar A2. Mengecek kesesuaian dengan modul</w:t>
       </w:r>
       <w:r>
         <w:rPr>
@@ -5123,17 +5060,20 @@
         <w:rPr>
           <w:b/>
         </w:rPr>
+        <w:lastRenderedPageBreak/>
         <w:t>PENJELASAN</w:t>
       </w:r>
       <w:r>
-        <w:rPr>
-          <w:b/>
-        </w:rPr>
         <w:t xml:space="preserve"> : </w:t>
       </w:r>
       <w:r>
-        <w:t>Saya mengunggah template halaman depan kampus dan meminta tabel dibuat sederhana. Tujuannya agar laporan sesuai format institusi dan terlihat rapi. AI menyalin sampul dari template tersebut dan mengubah tabelnya.</w:t>
-      </w:r>
+        <w:t>Saya bertanya apakah hasilnya sudah sesuai arahan modul karena tidak ingin langsung menerima keluaran AI. AI menjawab bahwa ia hanya menerima dua halaman bagian “Tugas”, sehingga tidak tahu ada ketentuan teknologi atau format laporan lain. Dari jawaban itu saya sadar bahwa saya sendiri harus mencocokkannya dengan modul, dan bahwa bagian Lampiran A serta log prompt harus saya isi dengan interaksi yang asli.</w:t>
+      </w:r>
+    </w:p>
+    <w:p>
+      <w:pPr>
+        <w:spacing w:before="60" w:after="200"/>
+      </w:pPr>
     </w:p>
     <w:tbl>
       <w:tblPr>
@@ -5154,12 +5094,11 @@
               <w:spacing w:before="60" w:after="200"/>
             </w:pPr>
             <w:r>
-              <w:lastRenderedPageBreak/>
               <w:drawing>
-                <wp:inline distT="0" distB="0" distL="0" distR="0" wp14:anchorId="7A78C256" wp14:editId="5D713470">
+                <wp:inline distT="0" distB="0" distL="0" distR="0" wp14:anchorId="3B802878" wp14:editId="14F5342C">
                   <wp:extent cx="5731510" cy="3223260"/>
                   <wp:effectExtent l="0" t="0" r="2540" b="0"/>
-                  <wp:docPr id="17" name="Picture 17"/>
+                  <wp:docPr id="16" name="Picture 16"/>
                   <wp:cNvGraphicFramePr>
                     <a:graphicFrameLocks xmlns:a="http://schemas.openxmlformats.org/drawingml/2006/main" noChangeAspect="1"/>
                   </wp:cNvGraphicFramePr>
@@ -5211,7 +5150,7 @@
           <w:sz w:val="20"/>
           <w:szCs w:val="20"/>
         </w:rPr>
-        <w:t>Gambar A4. Meminta pengerjaan screenshot dibagi</w:t>
+        <w:t>Gambar A3. Menyesuaikan format laporan</w:t>
       </w:r>
       <w:r>
         <w:rPr>
@@ -5223,6 +5162,9 @@
       </w:r>
     </w:p>
     <w:p>
+      <w:pPr>
+        <w:spacing w:before="60" w:after="200"/>
+      </w:pPr>
       <w:r>
         <w:rPr>
           <w:b/>
@@ -5230,13 +5172,15 @@
         <w:t>PENJELASAN</w:t>
       </w:r>
       <w:r>
+        <w:rPr>
+          <w:b/>
+        </w:rPr>
         <w:t xml:space="preserve"> : </w:t>
       </w:r>
       <w:r>
-        <w:t>Saya meminta judul berwarna hitam dan meminta gambar serta kode di laporan dikosongkan, diberi penanda. Alasannya, saya ingin mengambil sendiri screenshot dari laptop saya agar buktinya berasal dari perangkat dan hasil jalan program yang saya verifikasi sendiri, bukan gambar buatan AI.</w:t>
-      </w:r>
-    </w:p>
-    <w:p/>
+        <w:t>Saya mengunggah template halaman depan kampus dan meminta tabel dibuat sederhana. Tujuannya agar laporan sesuai format institusi dan terlihat rapi. AI menyalin sampul dari template tersebut dan mengubah tabelnya.</w:t>
+      </w:r>
+    </w:p>
     <w:tbl>
       <w:tblPr>
         <w:tblStyle w:val="TableGrid"/>
@@ -5252,12 +5196,16 @@
             <w:tcW w:w="9016" w:type="dxa"/>
           </w:tcPr>
           <w:p>
-            <w:r>
+            <w:pPr>
+              <w:spacing w:before="60" w:after="200"/>
+            </w:pPr>
+            <w:r>
+              <w:lastRenderedPageBreak/>
               <w:drawing>
-                <wp:inline distT="0" distB="0" distL="0" distR="0" wp14:anchorId="14752E08" wp14:editId="316077BD">
-                  <wp:extent cx="5731510" cy="3214370"/>
-                  <wp:effectExtent l="0" t="0" r="2540" b="5080"/>
-                  <wp:docPr id="18" name="Picture 18"/>
+                <wp:inline distT="0" distB="0" distL="0" distR="0" wp14:anchorId="7A78C256" wp14:editId="5D713470">
+                  <wp:extent cx="5731510" cy="3223260"/>
+                  <wp:effectExtent l="0" t="0" r="2540" b="0"/>
+                  <wp:docPr id="17" name="Picture 17"/>
                   <wp:cNvGraphicFramePr>
                     <a:graphicFrameLocks xmlns:a="http://schemas.openxmlformats.org/drawingml/2006/main" noChangeAspect="1"/>
                   </wp:cNvGraphicFramePr>
@@ -5277,7 +5225,7 @@
                         <pic:spPr>
                           <a:xfrm>
                             <a:off x="0" y="0"/>
-                            <a:ext cx="5731510" cy="3214370"/>
+                            <a:ext cx="5731510" cy="3223260"/>
                           </a:xfrm>
                           <a:prstGeom prst="rect">
                             <a:avLst/>
@@ -5295,6 +5243,7 @@
     </w:tbl>
     <w:p>
       <w:pPr>
+        <w:spacing w:before="60" w:after="200"/>
         <w:jc w:val="center"/>
         <w:rPr>
           <w:i/>
@@ -5308,7 +5257,7 @@
           <w:sz w:val="20"/>
           <w:szCs w:val="20"/>
         </w:rPr>
-        <w:t xml:space="preserve">Gambar A5. </w:t>
+        <w:t>Gambar A4. Meminta pengerjaan screenshot dibagi</w:t>
       </w:r>
       <w:r>
         <w:rPr>
@@ -5316,44 +5265,24 @@
           <w:sz w:val="20"/>
           <w:szCs w:val="20"/>
         </w:rPr>
-        <w:t>Mempertanyakan keputusan AI</w:t>
-      </w:r>
-      <w:r>
-        <w:rPr>
-          <w:i/>
-          <w:sz w:val="20"/>
-          <w:szCs w:val="20"/>
-        </w:rPr>
         <w:t>.</w:t>
       </w:r>
     </w:p>
+    <w:p>
+      <w:r>
+        <w:rPr>
+          <w:b/>
+        </w:rPr>
+        <w:t>PENJELASAN</w:t>
+      </w:r>
+      <w:r>
+        <w:t xml:space="preserve"> : </w:t>
+      </w:r>
+      <w:r>
+        <w:t>Saya meminta judul berwarna hitam dan meminta gambar serta kode di laporan dikosongkan, diberi penanda. Alasannya, saya ingin mengambil sendiri screenshot dari laptop saya agar buktinya berasal dari perangkat dan hasil jalan program yang saya verifikasi sendiri, bukan gambar buatan AI.</w:t>
+      </w:r>
+    </w:p>
     <w:p/>
-    <w:p>
-      <w:r>
-        <w:rPr>
-          <w:b/>
-        </w:rPr>
-        <w:t>PENJELASAN</w:t>
-      </w:r>
-      <w:r>
-        <w:t xml:space="preserve"> : </w:t>
-      </w:r>
-      <w:r>
-        <w:t xml:space="preserve">Saya bertanya apakah folder </w:t>
-      </w:r>
-      <w:r>
-        <w:rPr>
-          <w:rStyle w:val="HTMLCode"/>
-          <w:rFonts w:ascii="Times New Roman" w:hAnsi="Times New Roman" w:cs="Times New Roman"/>
-          <w:sz w:val="24"/>
-          <w:szCs w:val="24"/>
-        </w:rPr>
-        <w:t>docs/</w:t>
-      </w:r>
-      <w:r>
-        <w:t xml:space="preserve"> memang diwajibkan modul dan apakah aman dihapus. AI menjelaskan bahwa folder itu pilihannya sendiri, bukan arahan modul, dan bahwa aplikasi tidak bergantung padanya. Dari situ saya memutuskan untuk [menyimpan / memindahkan / menghapus] folder tersebut dan menyesuaikan README.</w:t>
-      </w:r>
-    </w:p>
     <w:tbl>
       <w:tblPr>
         <w:tblStyle w:val="TableGrid"/>
@@ -5370,12 +5299,11 @@
           </w:tcPr>
           <w:p>
             <w:r>
-              <w:lastRenderedPageBreak/>
               <w:drawing>
-                <wp:inline distT="0" distB="0" distL="0" distR="0" wp14:anchorId="598DEC2F" wp14:editId="0E9F2977">
-                  <wp:extent cx="5731510" cy="3264535"/>
-                  <wp:effectExtent l="0" t="0" r="2540" b="0"/>
-                  <wp:docPr id="19" name="Picture 19"/>
+                <wp:inline distT="0" distB="0" distL="0" distR="0" wp14:anchorId="14752E08" wp14:editId="316077BD">
+                  <wp:extent cx="5731510" cy="3214370"/>
+                  <wp:effectExtent l="0" t="0" r="2540" b="5080"/>
+                  <wp:docPr id="18" name="Picture 18"/>
                   <wp:cNvGraphicFramePr>
                     <a:graphicFrameLocks xmlns:a="http://schemas.openxmlformats.org/drawingml/2006/main" noChangeAspect="1"/>
                   </wp:cNvGraphicFramePr>
@@ -5395,6 +5323,124 @@
                         <pic:spPr>
                           <a:xfrm>
                             <a:off x="0" y="0"/>
+                            <a:ext cx="5731510" cy="3214370"/>
+                          </a:xfrm>
+                          <a:prstGeom prst="rect">
+                            <a:avLst/>
+                          </a:prstGeom>
+                        </pic:spPr>
+                      </pic:pic>
+                    </a:graphicData>
+                  </a:graphic>
+                </wp:inline>
+              </w:drawing>
+            </w:r>
+          </w:p>
+        </w:tc>
+      </w:tr>
+    </w:tbl>
+    <w:p>
+      <w:pPr>
+        <w:jc w:val="center"/>
+        <w:rPr>
+          <w:i/>
+          <w:sz w:val="20"/>
+          <w:szCs w:val="20"/>
+        </w:rPr>
+      </w:pPr>
+      <w:r>
+        <w:rPr>
+          <w:i/>
+          <w:sz w:val="20"/>
+          <w:szCs w:val="20"/>
+        </w:rPr>
+        <w:t xml:space="preserve">Gambar A5. </w:t>
+      </w:r>
+      <w:r>
+        <w:rPr>
+          <w:i/>
+          <w:sz w:val="20"/>
+          <w:szCs w:val="20"/>
+        </w:rPr>
+        <w:t>Mempertanyakan keputusan AI</w:t>
+      </w:r>
+      <w:r>
+        <w:rPr>
+          <w:i/>
+          <w:sz w:val="20"/>
+          <w:szCs w:val="20"/>
+        </w:rPr>
+        <w:t>.</w:t>
+      </w:r>
+    </w:p>
+    <w:p/>
+    <w:p>
+      <w:r>
+        <w:rPr>
+          <w:b/>
+        </w:rPr>
+        <w:t>PENJELASAN</w:t>
+      </w:r>
+      <w:r>
+        <w:t xml:space="preserve"> : </w:t>
+      </w:r>
+      <w:r>
+        <w:t xml:space="preserve">Saya bertanya apakah folder </w:t>
+      </w:r>
+      <w:r>
+        <w:rPr>
+          <w:rStyle w:val="HTMLCode"/>
+          <w:rFonts w:ascii="Times New Roman" w:hAnsi="Times New Roman" w:cs="Times New Roman"/>
+          <w:sz w:val="24"/>
+          <w:szCs w:val="24"/>
+        </w:rPr>
+        <w:t>docs/</w:t>
+      </w:r>
+      <w:r>
+        <w:t xml:space="preserve"> memang diwajibkan modul dan apakah aman dihapus. AI menjelaskan bahwa folder itu pilihannya sendiri, bukan arahan modul, dan bahwa aplikasi tidak bergantung padanya. Dari situ saya memutuskan untuk [menyimpan / memindahkan / menghapus] folder tersebut dan menyesuaikan README.</w:t>
+      </w:r>
+    </w:p>
+    <w:tbl>
+      <w:tblPr>
+        <w:tblStyle w:val="TableGrid"/>
+        <w:tblW w:w="0" w:type="auto"/>
+        <w:tblLook w:val="04A0" w:firstRow="1" w:lastRow="0" w:firstColumn="1" w:lastColumn="0" w:noHBand="0" w:noVBand="1"/>
+      </w:tblPr>
+      <w:tblGrid>
+        <w:gridCol w:w="9016"/>
+      </w:tblGrid>
+      <w:tr>
+        <w:tc>
+          <w:tcPr>
+            <w:tcW w:w="9016" w:type="dxa"/>
+          </w:tcPr>
+          <w:p>
+            <w:r>
+              <w:lastRenderedPageBreak/>
+              <w:drawing>
+                <wp:inline distT="0" distB="0" distL="0" distR="0" wp14:anchorId="598DEC2F" wp14:editId="0E9F2977">
+                  <wp:extent cx="5731510" cy="3264535"/>
+                  <wp:effectExtent l="0" t="0" r="2540" b="0"/>
+                  <wp:docPr id="19" name="Picture 19"/>
+                  <wp:cNvGraphicFramePr>
+                    <a:graphicFrameLocks xmlns:a="http://schemas.openxmlformats.org/drawingml/2006/main" noChangeAspect="1"/>
+                  </wp:cNvGraphicFramePr>
+                  <a:graphic xmlns:a="http://schemas.openxmlformats.org/drawingml/2006/main">
+                    <a:graphicData uri="http://schemas.openxmlformats.org/drawingml/2006/picture">
+                      <pic:pic xmlns:pic="http://schemas.openxmlformats.org/drawingml/2006/picture">
+                        <pic:nvPicPr>
+                          <pic:cNvPr id="1" name=""/>
+                          <pic:cNvPicPr/>
+                        </pic:nvPicPr>
+                        <pic:blipFill>
+                          <a:blip r:embed="rId26"/>
+                          <a:stretch>
+                            <a:fillRect/>
+                          </a:stretch>
+                        </pic:blipFill>
+                        <pic:spPr>
+                          <a:xfrm>
+                            <a:off x="0" y="0"/>
                             <a:ext cx="5731510" cy="3264535"/>
                           </a:xfrm>
                           <a:prstGeom prst="rect">
@@ -5440,8 +5486,6 @@
       <w:r>
         <w:t xml:space="preserve"> : S</w:t>
       </w:r>
-      <w:bookmarkStart w:id="0" w:name="_GoBack"/>
-      <w:bookmarkEnd w:id="0"/>
       <w:r>
         <w:t xml:space="preserve">aya bertanya cara mengambil screenshot hasil uji unit, lalu menjalankan </w:t>
       </w:r>
@@ -5459,7 +5503,7 @@
       </w:r>
     </w:p>
     <w:sectPr>
-      <w:footerReference w:type="default" r:id="rId26"/>
+      <w:footerReference w:type="default" r:id="rId27"/>
       <w:pgSz w:w="11906" w:h="16838"/>
       <w:pgMar w:top="1440" w:right="1440" w:bottom="1440" w:left="1440" w:header="708" w:footer="708" w:gutter="0"/>
       <w:cols w:space="720"/>
@@ -5521,7 +5565,7 @@
         <w:sz w:val="20"/>
         <w:szCs w:val="20"/>
       </w:rPr>
-      <w:t>1</w:t>
+      <w:t>2</w:t>
     </w:r>
     <w:r>
       <w:rPr>
@@ -6402,6 +6446,48 @@
       <w:szCs w:val="20"/>
     </w:rPr>
   </w:style>
+  <w:style w:type="paragraph" w:styleId="Header">
+    <w:name w:val="header"/>
+    <w:basedOn w:val="Normal"/>
+    <w:link w:val="HeaderChar"/>
+    <w:uiPriority w:val="99"/>
+    <w:unhideWhenUsed/>
+    <w:rsid w:val="00D47EEC"/>
+    <w:pPr>
+      <w:tabs>
+        <w:tab w:val="center" w:pos="4680"/>
+        <w:tab w:val="right" w:pos="9360"/>
+      </w:tabs>
+    </w:pPr>
+  </w:style>
+  <w:style w:type="character" w:customStyle="1" w:styleId="HeaderChar">
+    <w:name w:val="Header Char"/>
+    <w:basedOn w:val="DefaultParagraphFont"/>
+    <w:link w:val="Header"/>
+    <w:uiPriority w:val="99"/>
+    <w:rsid w:val="00D47EEC"/>
+  </w:style>
+  <w:style w:type="paragraph" w:styleId="Footer">
+    <w:name w:val="footer"/>
+    <w:basedOn w:val="Normal"/>
+    <w:link w:val="FooterChar"/>
+    <w:uiPriority w:val="99"/>
+    <w:unhideWhenUsed/>
+    <w:rsid w:val="00D47EEC"/>
+    <w:pPr>
+      <w:tabs>
+        <w:tab w:val="center" w:pos="4680"/>
+        <w:tab w:val="right" w:pos="9360"/>
+      </w:tabs>
+    </w:pPr>
+  </w:style>
+  <w:style w:type="character" w:customStyle="1" w:styleId="FooterChar">
+    <w:name w:val="Footer Char"/>
+    <w:basedOn w:val="DefaultParagraphFont"/>
+    <w:link w:val="Footer"/>
+    <w:uiPriority w:val="99"/>
+    <w:rsid w:val="00D47EEC"/>
+  </w:style>
 </w:styles>
 </file>
 
